--- a/TSA-Pipeline/CSW-TSA-Pipeline-Compliance-Report.docx
+++ b/TSA-Pipeline/CSW-TSA-Pipeline-Compliance-Report.docx
@@ -274,6 +274,62 @@
         </mc:AlternateContent>
       </w:r>
       <w:bookmarkEnd w:id="1"/>
+    </w:p>
+    <w:p>
+      <w:pPr>
+        <w:pStyle w:val="Heading2"/>
+      </w:pPr>
+      <w:r>
+        <w:t>How to read the coverage words</w:t>
+      </w:r>
+    </w:p>
+    <w:p>
+      <w:pPr/>
+      <w:r>
+        <w:rPr>
+          <w:b/>
+        </w:rPr>
+        <w:t>Full Coverage</w:t>
+      </w:r>
+      <w:r>
+        <w:t xml:space="preserve"> on the older reports means Secure Workload can produce that row's artifact. It does not mean the control is met.</w:t>
+      </w:r>
+    </w:p>
+    <w:p>
+      <w:pPr/>
+      <w:r>
+        <w:rPr>
+          <w:b/>
+        </w:rPr>
+        <w:t>Partial Coverage</w:t>
+      </w:r>
+      <w:r>
+        <w:t xml:space="preserve"> means file that export next to another control.</w:t>
+      </w:r>
+    </w:p>
+    <w:p>
+      <w:pPr/>
+      <w:r>
+        <w:rPr>
+          <w:b/>
+        </w:rPr>
+        <w:t>Evidence Required</w:t>
+      </w:r>
+      <w:r>
+        <w:t xml:space="preserve"> means Secure Workload has no record. The customer files the contract, the analysis, or the HR or physical-security evidence.</w:t>
+      </w:r>
+    </w:p>
+    <w:p>
+      <w:pPr/>
+      <w:r>
+        <w:rPr>
+          <w:b/>
+        </w:rPr>
+        <w:t>Direct, Supporting, and Out of scope</w:t>
+      </w:r>
+      <w:r>
+        <w:t xml:space="preserve"> on the newer reports are the same idea in different words. Direct is still evidence, not a pass.</w:t>
+      </w:r>
     </w:p>
     <w:p>
       <w:pPr>

--- a/TSA-Pipeline/CSW-TSA-Pipeline-Compliance-Report.docx
+++ b/TSA-Pipeline/CSW-TSA-Pipeline-Compliance-Report.docx
@@ -280,7 +280,7 @@
         <w:pStyle w:val="Heading2"/>
       </w:pPr>
       <w:r>
-        <w:t>How to read the coverage words</w:t>
+        <w:t>How to read the Coverage column</w:t>
       </w:r>
     </w:p>
     <w:p>
@@ -289,10 +289,10 @@
         <w:rPr>
           <w:b/>
         </w:rPr>
-        <w:t>Full Coverage</w:t>
-      </w:r>
-      <w:r>
-        <w:t xml:space="preserve"> on the older reports means Secure Workload can produce that row's artifact. It does not mean the control is met.</w:t>
+        <w:t>Direct</w:t>
+      </w:r>
+      <w:r>
+        <w:t xml:space="preserve"> means Secure Workload produces the primary evidence artifact for that row — segmentation, policy, flow and process telemetry, inventory, vulnerability and reachability, or forensic reconstruction. Direct is still evidence, not an attestation.</w:t>
       </w:r>
     </w:p>
     <w:p>
@@ -301,10 +301,10 @@
         <w:rPr>
           <w:b/>
         </w:rPr>
-        <w:t>Partial Coverage</w:t>
-      </w:r>
-      <w:r>
-        <w:t xml:space="preserve"> means file that export next to another control.</w:t>
+        <w:t>Supporting</w:t>
+      </w:r>
+      <w:r>
+        <w:t xml:space="preserve"> means Secure Workload contributes an input that feeds or complements another control, tool, or process — detection input only, reconciled against an external register, or one log source among several.</w:t>
       </w:r>
     </w:p>
     <w:p>
@@ -316,19 +316,13 @@
         <w:t>Evidence Required</w:t>
       </w:r>
       <w:r>
-        <w:t xml:space="preserve"> means Secure Workload has no record. The customer files the contract, the analysis, or the HR or physical-security evidence.</w:t>
+        <w:t xml:space="preserve"> means Secure Workload has no record for that row. The customer supplies the contract, the analysis, or the HR / physical-security evidence from another control.</w:t>
       </w:r>
     </w:p>
     <w:p>
       <w:pPr/>
       <w:r>
-        <w:rPr>
-          <w:b/>
-        </w:rPr>
-        <w:t>Direct, Supporting, and Out of scope</w:t>
-      </w:r>
-      <w:r>
-        <w:t xml:space="preserve"> on the newer reports are the same idea in different words. Direct is still evidence, not a pass.</w:t>
+        <w:t>Every report in this set now uses the same three coverage words — Direct, Supporting, and Evidence Required. Coverage describes what evidence Secure Workload produces; it never means the control is passed.</w:t>
       </w:r>
     </w:p>
     <w:p>
@@ -679,6 +673,14 @@
           <w:end w:w="108" w:type="dxa"/>
         </w:tblCellMar>
         <w:tblLook w:noHBand="0" w:lastColumn="0" w:firstColumn="0" w:lastRow="0" w:firstRow="1" w:noVBand="0" w:val="0020"/>
+        <w:tblBorders>
+          <w:top w:val="single" w:sz="4" w:space="0" w:color="BFBFBF"/>
+          <w:left w:val="single" w:sz="4" w:space="0" w:color="BFBFBF"/>
+          <w:bottom w:val="single" w:sz="4" w:space="0" w:color="BFBFBF"/>
+          <w:right w:val="single" w:sz="4" w:space="0" w:color="BFBFBF"/>
+          <w:insideH w:val="single" w:sz="4" w:space="0" w:color="BFBFBF"/>
+          <w:insideV w:val="single" w:sz="4" w:space="0" w:color="BFBFBF"/>
+        </w:tblBorders>
       </w:tblPr>
       <w:tblGrid>
         <w:gridCol w:w="2339"/>
@@ -697,24 +699,27 @@
               <w:bottom w:val="single" w:sz="6" w:space="0" w:color="000000"/>
             </w:tcBorders>
             <w:vAlign w:val="bottom"/>
-          </w:tcPr>
-          <w:p>
-            <w:pPr>
-              <w:pStyle w:val="Compact"/>
-              <w:widowControl/>
-              <w:spacing w:before="36" w:after="36"/>
-              <w:jc w:val="start"/>
-              <w:rPr>
-                <w:rFonts w:ascii="Aptos" w:hAnsi="Aptos" w:eastAsia="" w:cs=""/>
-                <w:kern w:val="0"/>
-                <w:sz w:val="24"/>
-                <w:szCs w:val="24"/>
-                <w:lang w:val="en-US" w:eastAsia="zh-CN" w:bidi="ar-SA"/>
-              </w:rPr>
-            </w:pPr>
-            <w:r>
-              <w:rPr>
-                <w:rFonts w:eastAsia="" w:cs=""/>
+            <w:shd w:val="clear" w:color="auto" w:fill="003366"/>
+          </w:tcPr>
+          <w:p>
+            <w:pPr>
+              <w:pStyle w:val="Compact"/>
+              <w:widowControl/>
+              <w:spacing w:before="36" w:after="36"/>
+              <w:jc w:val="start"/>
+              <w:rPr>
+                <w:rFonts w:ascii="Aptos" w:hAnsi="Aptos" w:eastAsia="" w:cs=""/>
+                <w:kern w:val="0"/>
+                <w:sz w:val="24"/>
+                <w:szCs w:val="24"/>
+                <w:lang w:val="en-US" w:eastAsia="zh-CN" w:bidi="ar-SA"/>
+              </w:rPr>
+            </w:pPr>
+            <w:r>
+              <w:rPr>
+                <w:rFonts w:eastAsia="" w:cs=""/>
+                <w:b/>
+                <w:color w:val="FFFFFF"/>
                 <w:kern w:val="0"/>
                 <w:sz w:val="24"/>
                 <w:szCs w:val="24"/>
@@ -731,24 +736,27 @@
               <w:bottom w:val="single" w:sz="6" w:space="0" w:color="000000"/>
             </w:tcBorders>
             <w:vAlign w:val="bottom"/>
-          </w:tcPr>
-          <w:p>
-            <w:pPr>
-              <w:pStyle w:val="Compact"/>
-              <w:widowControl/>
-              <w:spacing w:before="36" w:after="36"/>
-              <w:jc w:val="start"/>
-              <w:rPr>
-                <w:rFonts w:ascii="Aptos" w:hAnsi="Aptos" w:eastAsia="" w:cs=""/>
-                <w:kern w:val="0"/>
-                <w:sz w:val="24"/>
-                <w:szCs w:val="24"/>
-                <w:lang w:val="en-US" w:eastAsia="zh-CN" w:bidi="ar-SA"/>
-              </w:rPr>
-            </w:pPr>
-            <w:r>
-              <w:rPr>
-                <w:rFonts w:eastAsia="" w:cs=""/>
+            <w:shd w:val="clear" w:color="auto" w:fill="003366"/>
+          </w:tcPr>
+          <w:p>
+            <w:pPr>
+              <w:pStyle w:val="Compact"/>
+              <w:widowControl/>
+              <w:spacing w:before="36" w:after="36"/>
+              <w:jc w:val="start"/>
+              <w:rPr>
+                <w:rFonts w:ascii="Aptos" w:hAnsi="Aptos" w:eastAsia="" w:cs=""/>
+                <w:kern w:val="0"/>
+                <w:sz w:val="24"/>
+                <w:szCs w:val="24"/>
+                <w:lang w:val="en-US" w:eastAsia="zh-CN" w:bidi="ar-SA"/>
+              </w:rPr>
+            </w:pPr>
+            <w:r>
+              <w:rPr>
+                <w:rFonts w:eastAsia="" w:cs=""/>
+                <w:b/>
+                <w:color w:val="FFFFFF"/>
                 <w:kern w:val="0"/>
                 <w:sz w:val="24"/>
                 <w:szCs w:val="24"/>
@@ -765,24 +773,27 @@
               <w:bottom w:val="single" w:sz="6" w:space="0" w:color="000000"/>
             </w:tcBorders>
             <w:vAlign w:val="bottom"/>
-          </w:tcPr>
-          <w:p>
-            <w:pPr>
-              <w:pStyle w:val="Compact"/>
-              <w:widowControl/>
-              <w:spacing w:before="36" w:after="36"/>
-              <w:jc w:val="start"/>
-              <w:rPr>
-                <w:rFonts w:ascii="Aptos" w:hAnsi="Aptos" w:eastAsia="" w:cs=""/>
-                <w:kern w:val="0"/>
-                <w:sz w:val="24"/>
-                <w:szCs w:val="24"/>
-                <w:lang w:val="en-US" w:eastAsia="zh-CN" w:bidi="ar-SA"/>
-              </w:rPr>
-            </w:pPr>
-            <w:r>
-              <w:rPr>
-                <w:rFonts w:eastAsia="" w:cs=""/>
+            <w:shd w:val="clear" w:color="auto" w:fill="003366"/>
+          </w:tcPr>
+          <w:p>
+            <w:pPr>
+              <w:pStyle w:val="Compact"/>
+              <w:widowControl/>
+              <w:spacing w:before="36" w:after="36"/>
+              <w:jc w:val="start"/>
+              <w:rPr>
+                <w:rFonts w:ascii="Aptos" w:hAnsi="Aptos" w:eastAsia="" w:cs=""/>
+                <w:kern w:val="0"/>
+                <w:sz w:val="24"/>
+                <w:szCs w:val="24"/>
+                <w:lang w:val="en-US" w:eastAsia="zh-CN" w:bidi="ar-SA"/>
+              </w:rPr>
+            </w:pPr>
+            <w:r>
+              <w:rPr>
+                <w:rFonts w:eastAsia="" w:cs=""/>
+                <w:b/>
+                <w:color w:val="FFFFFF"/>
                 <w:kern w:val="0"/>
                 <w:sz w:val="24"/>
                 <w:szCs w:val="24"/>
@@ -799,24 +810,27 @@
               <w:bottom w:val="single" w:sz="6" w:space="0" w:color="000000"/>
             </w:tcBorders>
             <w:vAlign w:val="bottom"/>
-          </w:tcPr>
-          <w:p>
-            <w:pPr>
-              <w:pStyle w:val="Compact"/>
-              <w:widowControl/>
-              <w:spacing w:before="36" w:after="36"/>
-              <w:jc w:val="start"/>
-              <w:rPr>
-                <w:rFonts w:ascii="Aptos" w:hAnsi="Aptos" w:eastAsia="" w:cs=""/>
-                <w:kern w:val="0"/>
-                <w:sz w:val="24"/>
-                <w:szCs w:val="24"/>
-                <w:lang w:val="en-US" w:eastAsia="zh-CN" w:bidi="ar-SA"/>
-              </w:rPr>
-            </w:pPr>
-            <w:r>
-              <w:rPr>
-                <w:rFonts w:eastAsia="" w:cs=""/>
+            <w:shd w:val="clear" w:color="auto" w:fill="003366"/>
+          </w:tcPr>
+          <w:p>
+            <w:pPr>
+              <w:pStyle w:val="Compact"/>
+              <w:widowControl/>
+              <w:spacing w:before="36" w:after="36"/>
+              <w:jc w:val="start"/>
+              <w:rPr>
+                <w:rFonts w:ascii="Aptos" w:hAnsi="Aptos" w:eastAsia="" w:cs=""/>
+                <w:kern w:val="0"/>
+                <w:sz w:val="24"/>
+                <w:szCs w:val="24"/>
+                <w:lang w:val="en-US" w:eastAsia="zh-CN" w:bidi="ar-SA"/>
+              </w:rPr>
+            </w:pPr>
+            <w:r>
+              <w:rPr>
+                <w:rFonts w:eastAsia="" w:cs=""/>
+                <w:b/>
+                <w:color w:val="FFFFFF"/>
                 <w:kern w:val="0"/>
                 <w:sz w:val="24"/>
                 <w:szCs w:val="24"/>
@@ -895,30 +909,28 @@
           <w:tcPr>
             <w:tcW w:w="2340" w:type="dxa"/>
             <w:tcBorders/>
-          </w:tcPr>
-          <w:p>
-            <w:pPr>
-              <w:pStyle w:val="Compact"/>
-              <w:widowControl/>
-              <w:spacing w:before="36" w:after="36"/>
-              <w:jc w:val="start"/>
-              <w:rPr>
-                <w:rFonts w:ascii="Aptos" w:hAnsi="Aptos" w:eastAsia="" w:cs=""/>
-                <w:kern w:val="0"/>
-                <w:sz w:val="24"/>
-                <w:szCs w:val="24"/>
-                <w:lang w:val="en-US" w:eastAsia="zh-CN" w:bidi="ar-SA"/>
-              </w:rPr>
-            </w:pPr>
-            <w:r>
-              <w:rPr>
-                <w:rFonts w:eastAsia="" w:cs=""/>
-                <w:kern w:val="0"/>
-                <w:sz w:val="24"/>
-                <w:szCs w:val="24"/>
-                <w:lang w:val="en-US" w:eastAsia="zh-CN" w:bidi="ar-SA"/>
-              </w:rPr>
-              <w:t>Out of scope</w:t>
+            <w:shd w:val="clear" w:color="auto" w:fill="808080"/>
+          </w:tcPr>
+          <w:p>
+            <w:pPr>
+              <w:pStyle w:val="Compact"/>
+              <w:widowControl/>
+              <w:spacing w:before="36" w:after="36"/>
+              <w:jc w:val="start"/>
+              <w:rPr>
+                <w:rFonts w:ascii="Aptos" w:hAnsi="Aptos" w:eastAsia="" w:cs=""/>
+                <w:kern w:val="0"/>
+                <w:sz w:val="24"/>
+                <w:szCs w:val="24"/>
+                <w:lang w:val="en-US" w:eastAsia="zh-CN" w:bidi="ar-SA"/>
+              </w:rPr>
+            </w:pPr>
+            <w:r>
+              <w:rPr>
+                <w:b/>
+                <w:color w:val="FFFFFF"/>
+              </w:rPr>
+              <w:t>Evidence Required</w:t>
             </w:r>
           </w:p>
         </w:tc>
@@ -960,6 +972,7 @@
           <w:tcPr>
             <w:tcW w:w="2339" w:type="dxa"/>
             <w:tcBorders/>
+            <w:shd w:val="clear" w:color="auto" w:fill="F2F2F2"/>
           </w:tcPr>
           <w:p>
             <w:pPr>
@@ -991,6 +1004,7 @@
           <w:tcPr>
             <w:tcW w:w="2340" w:type="dxa"/>
             <w:tcBorders/>
+            <w:shd w:val="clear" w:color="auto" w:fill="F2F2F2"/>
           </w:tcPr>
           <w:p>
             <w:pPr>
@@ -1022,28 +1036,26 @@
           <w:tcPr>
             <w:tcW w:w="2340" w:type="dxa"/>
             <w:tcBorders/>
-          </w:tcPr>
-          <w:p>
-            <w:pPr>
-              <w:pStyle w:val="Compact"/>
-              <w:widowControl/>
-              <w:spacing w:before="36" w:after="36"/>
-              <w:jc w:val="start"/>
-              <w:rPr>
-                <w:rFonts w:ascii="Aptos" w:hAnsi="Aptos" w:eastAsia="" w:cs=""/>
-                <w:kern w:val="0"/>
-                <w:sz w:val="24"/>
-                <w:szCs w:val="24"/>
-                <w:lang w:val="en-US" w:eastAsia="zh-CN" w:bidi="ar-SA"/>
-              </w:rPr>
-            </w:pPr>
-            <w:r>
-              <w:rPr>
-                <w:rFonts w:eastAsia="" w:cs=""/>
-                <w:kern w:val="0"/>
-                <w:sz w:val="24"/>
-                <w:szCs w:val="24"/>
-                <w:lang w:val="en-US" w:eastAsia="zh-CN" w:bidi="ar-SA"/>
+            <w:shd w:val="clear" w:color="auto" w:fill="C55A11"/>
+          </w:tcPr>
+          <w:p>
+            <w:pPr>
+              <w:pStyle w:val="Compact"/>
+              <w:widowControl/>
+              <w:spacing w:before="36" w:after="36"/>
+              <w:jc w:val="start"/>
+              <w:rPr>
+                <w:rFonts w:ascii="Aptos" w:hAnsi="Aptos" w:eastAsia="" w:cs=""/>
+                <w:kern w:val="0"/>
+                <w:sz w:val="24"/>
+                <w:szCs w:val="24"/>
+                <w:lang w:val="en-US" w:eastAsia="zh-CN" w:bidi="ar-SA"/>
+              </w:rPr>
+            </w:pPr>
+            <w:r>
+              <w:rPr>
+                <w:b/>
+                <w:color w:val="FFFFFF"/>
               </w:rPr>
               <w:t>Supporting</w:t>
             </w:r>
@@ -1053,6 +1065,7 @@
           <w:tcPr>
             <w:tcW w:w="2341" w:type="dxa"/>
             <w:tcBorders/>
+            <w:shd w:val="clear" w:color="auto" w:fill="F2F2F2"/>
           </w:tcPr>
           <w:p>
             <w:pPr>
@@ -1149,28 +1162,26 @@
           <w:tcPr>
             <w:tcW w:w="2340" w:type="dxa"/>
             <w:tcBorders/>
-          </w:tcPr>
-          <w:p>
-            <w:pPr>
-              <w:pStyle w:val="Compact"/>
-              <w:widowControl/>
-              <w:spacing w:before="36" w:after="36"/>
-              <w:jc w:val="start"/>
-              <w:rPr>
-                <w:rFonts w:ascii="Aptos" w:hAnsi="Aptos" w:eastAsia="" w:cs=""/>
-                <w:kern w:val="0"/>
-                <w:sz w:val="24"/>
-                <w:szCs w:val="24"/>
-                <w:lang w:val="en-US" w:eastAsia="zh-CN" w:bidi="ar-SA"/>
-              </w:rPr>
-            </w:pPr>
-            <w:r>
-              <w:rPr>
-                <w:rFonts w:eastAsia="" w:cs=""/>
-                <w:kern w:val="0"/>
-                <w:sz w:val="24"/>
-                <w:szCs w:val="24"/>
-                <w:lang w:val="en-US" w:eastAsia="zh-CN" w:bidi="ar-SA"/>
+            <w:shd w:val="clear" w:color="auto" w:fill="C55A11"/>
+          </w:tcPr>
+          <w:p>
+            <w:pPr>
+              <w:pStyle w:val="Compact"/>
+              <w:widowControl/>
+              <w:spacing w:before="36" w:after="36"/>
+              <w:jc w:val="start"/>
+              <w:rPr>
+                <w:rFonts w:ascii="Aptos" w:hAnsi="Aptos" w:eastAsia="" w:cs=""/>
+                <w:kern w:val="0"/>
+                <w:sz w:val="24"/>
+                <w:szCs w:val="24"/>
+                <w:lang w:val="en-US" w:eastAsia="zh-CN" w:bidi="ar-SA"/>
+              </w:rPr>
+            </w:pPr>
+            <w:r>
+              <w:rPr>
+                <w:b/>
+                <w:color w:val="FFFFFF"/>
               </w:rPr>
               <w:t>Supporting</w:t>
             </w:r>
@@ -1214,6 +1225,7 @@
           <w:tcPr>
             <w:tcW w:w="2339" w:type="dxa"/>
             <w:tcBorders/>
+            <w:shd w:val="clear" w:color="auto" w:fill="F2F2F2"/>
           </w:tcPr>
           <w:p>
             <w:pPr>
@@ -1245,6 +1257,7 @@
           <w:tcPr>
             <w:tcW w:w="2340" w:type="dxa"/>
             <w:tcBorders/>
+            <w:shd w:val="clear" w:color="auto" w:fill="F2F2F2"/>
           </w:tcPr>
           <w:p>
             <w:pPr>
@@ -1276,28 +1289,26 @@
           <w:tcPr>
             <w:tcW w:w="2340" w:type="dxa"/>
             <w:tcBorders/>
-          </w:tcPr>
-          <w:p>
-            <w:pPr>
-              <w:pStyle w:val="Compact"/>
-              <w:widowControl/>
-              <w:spacing w:before="36" w:after="36"/>
-              <w:jc w:val="start"/>
-              <w:rPr>
-                <w:rFonts w:ascii="Aptos" w:hAnsi="Aptos" w:eastAsia="" w:cs=""/>
-                <w:kern w:val="0"/>
-                <w:sz w:val="24"/>
-                <w:szCs w:val="24"/>
-                <w:lang w:val="en-US" w:eastAsia="zh-CN" w:bidi="ar-SA"/>
-              </w:rPr>
-            </w:pPr>
-            <w:r>
-              <w:rPr>
-                <w:rFonts w:eastAsia="" w:cs=""/>
-                <w:kern w:val="0"/>
-                <w:sz w:val="24"/>
-                <w:szCs w:val="24"/>
-                <w:lang w:val="en-US" w:eastAsia="zh-CN" w:bidi="ar-SA"/>
+            <w:shd w:val="clear" w:color="auto" w:fill="107C41"/>
+          </w:tcPr>
+          <w:p>
+            <w:pPr>
+              <w:pStyle w:val="Compact"/>
+              <w:widowControl/>
+              <w:spacing w:before="36" w:after="36"/>
+              <w:jc w:val="start"/>
+              <w:rPr>
+                <w:rFonts w:ascii="Aptos" w:hAnsi="Aptos" w:eastAsia="" w:cs=""/>
+                <w:kern w:val="0"/>
+                <w:sz w:val="24"/>
+                <w:szCs w:val="24"/>
+                <w:lang w:val="en-US" w:eastAsia="zh-CN" w:bidi="ar-SA"/>
+              </w:rPr>
+            </w:pPr>
+            <w:r>
+              <w:rPr>
+                <w:b/>
+                <w:color w:val="FFFFFF"/>
               </w:rPr>
               <w:t>Direct (IT-side)</w:t>
             </w:r>
@@ -1307,6 +1318,7 @@
           <w:tcPr>
             <w:tcW w:w="2341" w:type="dxa"/>
             <w:tcBorders/>
+            <w:shd w:val="clear" w:color="auto" w:fill="F2F2F2"/>
           </w:tcPr>
           <w:p>
             <w:pPr>
@@ -1403,28 +1415,26 @@
           <w:tcPr>
             <w:tcW w:w="2340" w:type="dxa"/>
             <w:tcBorders/>
-          </w:tcPr>
-          <w:p>
-            <w:pPr>
-              <w:pStyle w:val="Compact"/>
-              <w:widowControl/>
-              <w:spacing w:before="36" w:after="36"/>
-              <w:jc w:val="start"/>
-              <w:rPr>
-                <w:rFonts w:ascii="Aptos" w:hAnsi="Aptos" w:eastAsia="" w:cs=""/>
-                <w:kern w:val="0"/>
-                <w:sz w:val="24"/>
-                <w:szCs w:val="24"/>
-                <w:lang w:val="en-US" w:eastAsia="zh-CN" w:bidi="ar-SA"/>
-              </w:rPr>
-            </w:pPr>
-            <w:r>
-              <w:rPr>
-                <w:rFonts w:eastAsia="" w:cs=""/>
-                <w:kern w:val="0"/>
-                <w:sz w:val="24"/>
-                <w:szCs w:val="24"/>
-                <w:lang w:val="en-US" w:eastAsia="zh-CN" w:bidi="ar-SA"/>
+            <w:shd w:val="clear" w:color="auto" w:fill="107C41"/>
+          </w:tcPr>
+          <w:p>
+            <w:pPr>
+              <w:pStyle w:val="Compact"/>
+              <w:widowControl/>
+              <w:spacing w:before="36" w:after="36"/>
+              <w:jc w:val="start"/>
+              <w:rPr>
+                <w:rFonts w:ascii="Aptos" w:hAnsi="Aptos" w:eastAsia="" w:cs=""/>
+                <w:kern w:val="0"/>
+                <w:sz w:val="24"/>
+                <w:szCs w:val="24"/>
+                <w:lang w:val="en-US" w:eastAsia="zh-CN" w:bidi="ar-SA"/>
+              </w:rPr>
+            </w:pPr>
+            <w:r>
+              <w:rPr>
+                <w:b/>
+                <w:color w:val="FFFFFF"/>
               </w:rPr>
               <w:t>Direct (IT-side)</w:t>
             </w:r>
@@ -1468,6 +1478,7 @@
           <w:tcPr>
             <w:tcW w:w="2339" w:type="dxa"/>
             <w:tcBorders/>
+            <w:shd w:val="clear" w:color="auto" w:fill="F2F2F2"/>
           </w:tcPr>
           <w:p>
             <w:pPr>
@@ -1499,6 +1510,7 @@
           <w:tcPr>
             <w:tcW w:w="2340" w:type="dxa"/>
             <w:tcBorders/>
+            <w:shd w:val="clear" w:color="auto" w:fill="F2F2F2"/>
           </w:tcPr>
           <w:p>
             <w:pPr>
@@ -1530,28 +1542,26 @@
           <w:tcPr>
             <w:tcW w:w="2340" w:type="dxa"/>
             <w:tcBorders/>
-          </w:tcPr>
-          <w:p>
-            <w:pPr>
-              <w:pStyle w:val="Compact"/>
-              <w:widowControl/>
-              <w:spacing w:before="36" w:after="36"/>
-              <w:jc w:val="start"/>
-              <w:rPr>
-                <w:rFonts w:ascii="Aptos" w:hAnsi="Aptos" w:eastAsia="" w:cs=""/>
-                <w:kern w:val="0"/>
-                <w:sz w:val="24"/>
-                <w:szCs w:val="24"/>
-                <w:lang w:val="en-US" w:eastAsia="zh-CN" w:bidi="ar-SA"/>
-              </w:rPr>
-            </w:pPr>
-            <w:r>
-              <w:rPr>
-                <w:rFonts w:eastAsia="" w:cs=""/>
-                <w:kern w:val="0"/>
-                <w:sz w:val="24"/>
-                <w:szCs w:val="24"/>
-                <w:lang w:val="en-US" w:eastAsia="zh-CN" w:bidi="ar-SA"/>
+            <w:shd w:val="clear" w:color="auto" w:fill="107C41"/>
+          </w:tcPr>
+          <w:p>
+            <w:pPr>
+              <w:pStyle w:val="Compact"/>
+              <w:widowControl/>
+              <w:spacing w:before="36" w:after="36"/>
+              <w:jc w:val="start"/>
+              <w:rPr>
+                <w:rFonts w:ascii="Aptos" w:hAnsi="Aptos" w:eastAsia="" w:cs=""/>
+                <w:kern w:val="0"/>
+                <w:sz w:val="24"/>
+                <w:szCs w:val="24"/>
+                <w:lang w:val="en-US" w:eastAsia="zh-CN" w:bidi="ar-SA"/>
+              </w:rPr>
+            </w:pPr>
+            <w:r>
+              <w:rPr>
+                <w:b/>
+                <w:color w:val="FFFFFF"/>
               </w:rPr>
               <w:t>Direct (IT-side)</w:t>
             </w:r>
@@ -1561,6 +1571,7 @@
           <w:tcPr>
             <w:tcW w:w="2341" w:type="dxa"/>
             <w:tcBorders/>
+            <w:shd w:val="clear" w:color="auto" w:fill="F2F2F2"/>
           </w:tcPr>
           <w:p>
             <w:pPr>
@@ -1657,28 +1668,26 @@
           <w:tcPr>
             <w:tcW w:w="2340" w:type="dxa"/>
             <w:tcBorders/>
-          </w:tcPr>
-          <w:p>
-            <w:pPr>
-              <w:pStyle w:val="Compact"/>
-              <w:widowControl/>
-              <w:spacing w:before="36" w:after="36"/>
-              <w:jc w:val="start"/>
-              <w:rPr>
-                <w:rFonts w:ascii="Aptos" w:hAnsi="Aptos" w:eastAsia="" w:cs=""/>
-                <w:kern w:val="0"/>
-                <w:sz w:val="24"/>
-                <w:szCs w:val="24"/>
-                <w:lang w:val="en-US" w:eastAsia="zh-CN" w:bidi="ar-SA"/>
-              </w:rPr>
-            </w:pPr>
-            <w:r>
-              <w:rPr>
-                <w:rFonts w:eastAsia="" w:cs=""/>
-                <w:kern w:val="0"/>
-                <w:sz w:val="24"/>
-                <w:szCs w:val="24"/>
-                <w:lang w:val="en-US" w:eastAsia="zh-CN" w:bidi="ar-SA"/>
+            <w:shd w:val="clear" w:color="auto" w:fill="107C41"/>
+          </w:tcPr>
+          <w:p>
+            <w:pPr>
+              <w:pStyle w:val="Compact"/>
+              <w:widowControl/>
+              <w:spacing w:before="36" w:after="36"/>
+              <w:jc w:val="start"/>
+              <w:rPr>
+                <w:rFonts w:ascii="Aptos" w:hAnsi="Aptos" w:eastAsia="" w:cs=""/>
+                <w:kern w:val="0"/>
+                <w:sz w:val="24"/>
+                <w:szCs w:val="24"/>
+                <w:lang w:val="en-US" w:eastAsia="zh-CN" w:bidi="ar-SA"/>
+              </w:rPr>
+            </w:pPr>
+            <w:r>
+              <w:rPr>
+                <w:b/>
+                <w:color w:val="FFFFFF"/>
               </w:rPr>
               <w:t>Direct (IT-side)</w:t>
             </w:r>
@@ -1722,6 +1731,7 @@
           <w:tcPr>
             <w:tcW w:w="2339" w:type="dxa"/>
             <w:tcBorders/>
+            <w:shd w:val="clear" w:color="auto" w:fill="F2F2F2"/>
           </w:tcPr>
           <w:p>
             <w:pPr>
@@ -1753,6 +1763,7 @@
           <w:tcPr>
             <w:tcW w:w="2340" w:type="dxa"/>
             <w:tcBorders/>
+            <w:shd w:val="clear" w:color="auto" w:fill="F2F2F2"/>
           </w:tcPr>
           <w:p>
             <w:pPr>
@@ -1784,28 +1795,26 @@
           <w:tcPr>
             <w:tcW w:w="2340" w:type="dxa"/>
             <w:tcBorders/>
-          </w:tcPr>
-          <w:p>
-            <w:pPr>
-              <w:pStyle w:val="Compact"/>
-              <w:widowControl/>
-              <w:spacing w:before="36" w:after="36"/>
-              <w:jc w:val="start"/>
-              <w:rPr>
-                <w:rFonts w:ascii="Aptos" w:hAnsi="Aptos" w:eastAsia="" w:cs=""/>
-                <w:kern w:val="0"/>
-                <w:sz w:val="24"/>
-                <w:szCs w:val="24"/>
-                <w:lang w:val="en-US" w:eastAsia="zh-CN" w:bidi="ar-SA"/>
-              </w:rPr>
-            </w:pPr>
-            <w:r>
-              <w:rPr>
-                <w:rFonts w:eastAsia="" w:cs=""/>
-                <w:kern w:val="0"/>
-                <w:sz w:val="24"/>
-                <w:szCs w:val="24"/>
-                <w:lang w:val="en-US" w:eastAsia="zh-CN" w:bidi="ar-SA"/>
+            <w:shd w:val="clear" w:color="auto" w:fill="107C41"/>
+          </w:tcPr>
+          <w:p>
+            <w:pPr>
+              <w:pStyle w:val="Compact"/>
+              <w:widowControl/>
+              <w:spacing w:before="36" w:after="36"/>
+              <w:jc w:val="start"/>
+              <w:rPr>
+                <w:rFonts w:ascii="Aptos" w:hAnsi="Aptos" w:eastAsia="" w:cs=""/>
+                <w:kern w:val="0"/>
+                <w:sz w:val="24"/>
+                <w:szCs w:val="24"/>
+                <w:lang w:val="en-US" w:eastAsia="zh-CN" w:bidi="ar-SA"/>
+              </w:rPr>
+            </w:pPr>
+            <w:r>
+              <w:rPr>
+                <w:b/>
+                <w:color w:val="FFFFFF"/>
               </w:rPr>
               <w:t>Direct (IT-side)</w:t>
             </w:r>
@@ -1815,6 +1824,7 @@
           <w:tcPr>
             <w:tcW w:w="2341" w:type="dxa"/>
             <w:tcBorders/>
+            <w:shd w:val="clear" w:color="auto" w:fill="F2F2F2"/>
           </w:tcPr>
           <w:p>
             <w:pPr>
@@ -1911,28 +1921,26 @@
           <w:tcPr>
             <w:tcW w:w="2340" w:type="dxa"/>
             <w:tcBorders/>
-          </w:tcPr>
-          <w:p>
-            <w:pPr>
-              <w:pStyle w:val="Compact"/>
-              <w:widowControl/>
-              <w:spacing w:before="36" w:after="36"/>
-              <w:jc w:val="start"/>
-              <w:rPr>
-                <w:rFonts w:ascii="Aptos" w:hAnsi="Aptos" w:eastAsia="" w:cs=""/>
-                <w:kern w:val="0"/>
-                <w:sz w:val="24"/>
-                <w:szCs w:val="24"/>
-                <w:lang w:val="en-US" w:eastAsia="zh-CN" w:bidi="ar-SA"/>
-              </w:rPr>
-            </w:pPr>
-            <w:r>
-              <w:rPr>
-                <w:rFonts w:eastAsia="" w:cs=""/>
-                <w:kern w:val="0"/>
-                <w:sz w:val="24"/>
-                <w:szCs w:val="24"/>
-                <w:lang w:val="en-US" w:eastAsia="zh-CN" w:bidi="ar-SA"/>
+            <w:shd w:val="clear" w:color="auto" w:fill="107C41"/>
+          </w:tcPr>
+          <w:p>
+            <w:pPr>
+              <w:pStyle w:val="Compact"/>
+              <w:widowControl/>
+              <w:spacing w:before="36" w:after="36"/>
+              <w:jc w:val="start"/>
+              <w:rPr>
+                <w:rFonts w:ascii="Aptos" w:hAnsi="Aptos" w:eastAsia="" w:cs=""/>
+                <w:kern w:val="0"/>
+                <w:sz w:val="24"/>
+                <w:szCs w:val="24"/>
+                <w:lang w:val="en-US" w:eastAsia="zh-CN" w:bidi="ar-SA"/>
+              </w:rPr>
+            </w:pPr>
+            <w:r>
+              <w:rPr>
+                <w:b/>
+                <w:color w:val="FFFFFF"/>
               </w:rPr>
               <w:t>Direct (evidence)</w:t>
             </w:r>
@@ -1976,6 +1984,7 @@
           <w:tcPr>
             <w:tcW w:w="2339" w:type="dxa"/>
             <w:tcBorders/>
+            <w:shd w:val="clear" w:color="auto" w:fill="F2F2F2"/>
           </w:tcPr>
           <w:p>
             <w:pPr>
@@ -2007,6 +2016,7 @@
           <w:tcPr>
             <w:tcW w:w="2340" w:type="dxa"/>
             <w:tcBorders/>
+            <w:shd w:val="clear" w:color="auto" w:fill="F2F2F2"/>
           </w:tcPr>
           <w:p>
             <w:pPr>
@@ -2038,28 +2048,26 @@
           <w:tcPr>
             <w:tcW w:w="2340" w:type="dxa"/>
             <w:tcBorders/>
-          </w:tcPr>
-          <w:p>
-            <w:pPr>
-              <w:pStyle w:val="Compact"/>
-              <w:widowControl/>
-              <w:spacing w:before="36" w:after="36"/>
-              <w:jc w:val="start"/>
-              <w:rPr>
-                <w:rFonts w:ascii="Aptos" w:hAnsi="Aptos" w:eastAsia="" w:cs=""/>
-                <w:kern w:val="0"/>
-                <w:sz w:val="24"/>
-                <w:szCs w:val="24"/>
-                <w:lang w:val="en-US" w:eastAsia="zh-CN" w:bidi="ar-SA"/>
-              </w:rPr>
-            </w:pPr>
-            <w:r>
-              <w:rPr>
-                <w:rFonts w:eastAsia="" w:cs=""/>
-                <w:kern w:val="0"/>
-                <w:sz w:val="24"/>
-                <w:szCs w:val="24"/>
-                <w:lang w:val="en-US" w:eastAsia="zh-CN" w:bidi="ar-SA"/>
+            <w:shd w:val="clear" w:color="auto" w:fill="107C41"/>
+          </w:tcPr>
+          <w:p>
+            <w:pPr>
+              <w:pStyle w:val="Compact"/>
+              <w:widowControl/>
+              <w:spacing w:before="36" w:after="36"/>
+              <w:jc w:val="start"/>
+              <w:rPr>
+                <w:rFonts w:ascii="Aptos" w:hAnsi="Aptos" w:eastAsia="" w:cs=""/>
+                <w:kern w:val="0"/>
+                <w:sz w:val="24"/>
+                <w:szCs w:val="24"/>
+                <w:lang w:val="en-US" w:eastAsia="zh-CN" w:bidi="ar-SA"/>
+              </w:rPr>
+            </w:pPr>
+            <w:r>
+              <w:rPr>
+                <w:b/>
+                <w:color w:val="FFFFFF"/>
               </w:rPr>
               <w:t>Direct (evidence)</w:t>
             </w:r>
@@ -2069,6 +2077,7 @@
           <w:tcPr>
             <w:tcW w:w="2341" w:type="dxa"/>
             <w:tcBorders/>
+            <w:shd w:val="clear" w:color="auto" w:fill="F2F2F2"/>
           </w:tcPr>
           <w:p>
             <w:pPr>
@@ -2165,28 +2174,26 @@
           <w:tcPr>
             <w:tcW w:w="2340" w:type="dxa"/>
             <w:tcBorders/>
-          </w:tcPr>
-          <w:p>
-            <w:pPr>
-              <w:pStyle w:val="Compact"/>
-              <w:widowControl/>
-              <w:spacing w:before="36" w:after="36"/>
-              <w:jc w:val="start"/>
-              <w:rPr>
-                <w:rFonts w:ascii="Aptos" w:hAnsi="Aptos" w:eastAsia="" w:cs=""/>
-                <w:kern w:val="0"/>
-                <w:sz w:val="24"/>
-                <w:szCs w:val="24"/>
-                <w:lang w:val="en-US" w:eastAsia="zh-CN" w:bidi="ar-SA"/>
-              </w:rPr>
-            </w:pPr>
-            <w:r>
-              <w:rPr>
-                <w:rFonts w:eastAsia="" w:cs=""/>
-                <w:kern w:val="0"/>
-                <w:sz w:val="24"/>
-                <w:szCs w:val="24"/>
-                <w:lang w:val="en-US" w:eastAsia="zh-CN" w:bidi="ar-SA"/>
+            <w:shd w:val="clear" w:color="auto" w:fill="C55A11"/>
+          </w:tcPr>
+          <w:p>
+            <w:pPr>
+              <w:pStyle w:val="Compact"/>
+              <w:widowControl/>
+              <w:spacing w:before="36" w:after="36"/>
+              <w:jc w:val="start"/>
+              <w:rPr>
+                <w:rFonts w:ascii="Aptos" w:hAnsi="Aptos" w:eastAsia="" w:cs=""/>
+                <w:kern w:val="0"/>
+                <w:sz w:val="24"/>
+                <w:szCs w:val="24"/>
+                <w:lang w:val="en-US" w:eastAsia="zh-CN" w:bidi="ar-SA"/>
+              </w:rPr>
+            </w:pPr>
+            <w:r>
+              <w:rPr>
+                <w:b/>
+                <w:color w:val="FFFFFF"/>
               </w:rPr>
               <w:t>Supporting</w:t>
             </w:r>
@@ -2230,6 +2237,7 @@
           <w:tcPr>
             <w:tcW w:w="2339" w:type="dxa"/>
             <w:tcBorders/>
+            <w:shd w:val="clear" w:color="auto" w:fill="F2F2F2"/>
           </w:tcPr>
           <w:p>
             <w:pPr>
@@ -2261,6 +2269,7 @@
           <w:tcPr>
             <w:tcW w:w="2340" w:type="dxa"/>
             <w:tcBorders/>
+            <w:shd w:val="clear" w:color="auto" w:fill="F2F2F2"/>
           </w:tcPr>
           <w:p>
             <w:pPr>
@@ -2292,30 +2301,28 @@
           <w:tcPr>
             <w:tcW w:w="2340" w:type="dxa"/>
             <w:tcBorders/>
-          </w:tcPr>
-          <w:p>
-            <w:pPr>
-              <w:pStyle w:val="Compact"/>
-              <w:widowControl/>
-              <w:spacing w:before="36" w:after="36"/>
-              <w:jc w:val="start"/>
-              <w:rPr>
-                <w:rFonts w:ascii="Aptos" w:hAnsi="Aptos" w:eastAsia="" w:cs=""/>
-                <w:kern w:val="0"/>
-                <w:sz w:val="24"/>
-                <w:szCs w:val="24"/>
-                <w:lang w:val="en-US" w:eastAsia="zh-CN" w:bidi="ar-SA"/>
-              </w:rPr>
-            </w:pPr>
-            <w:r>
-              <w:rPr>
-                <w:rFonts w:eastAsia="" w:cs=""/>
-                <w:kern w:val="0"/>
-                <w:sz w:val="24"/>
-                <w:szCs w:val="24"/>
-                <w:lang w:val="en-US" w:eastAsia="zh-CN" w:bidi="ar-SA"/>
-              </w:rPr>
-              <w:t>Out of scope</w:t>
+            <w:shd w:val="clear" w:color="auto" w:fill="808080"/>
+          </w:tcPr>
+          <w:p>
+            <w:pPr>
+              <w:pStyle w:val="Compact"/>
+              <w:widowControl/>
+              <w:spacing w:before="36" w:after="36"/>
+              <w:jc w:val="start"/>
+              <w:rPr>
+                <w:rFonts w:ascii="Aptos" w:hAnsi="Aptos" w:eastAsia="" w:cs=""/>
+                <w:kern w:val="0"/>
+                <w:sz w:val="24"/>
+                <w:szCs w:val="24"/>
+                <w:lang w:val="en-US" w:eastAsia="zh-CN" w:bidi="ar-SA"/>
+              </w:rPr>
+            </w:pPr>
+            <w:r>
+              <w:rPr>
+                <w:b/>
+                <w:color w:val="FFFFFF"/>
+              </w:rPr>
+              <w:t>Evidence Required</w:t>
             </w:r>
           </w:p>
         </w:tc>
@@ -2323,6 +2330,7 @@
           <w:tcPr>
             <w:tcW w:w="2341" w:type="dxa"/>
             <w:tcBorders/>
+            <w:shd w:val="clear" w:color="auto" w:fill="F2F2F2"/>
           </w:tcPr>
           <w:p>
             <w:pPr>
@@ -2419,30 +2427,28 @@
           <w:tcPr>
             <w:tcW w:w="2340" w:type="dxa"/>
             <w:tcBorders/>
-          </w:tcPr>
-          <w:p>
-            <w:pPr>
-              <w:pStyle w:val="Compact"/>
-              <w:widowControl/>
-              <w:spacing w:before="36" w:after="36"/>
-              <w:jc w:val="start"/>
-              <w:rPr>
-                <w:rFonts w:ascii="Aptos" w:hAnsi="Aptos" w:eastAsia="" w:cs=""/>
-                <w:kern w:val="0"/>
-                <w:sz w:val="24"/>
-                <w:szCs w:val="24"/>
-                <w:lang w:val="en-US" w:eastAsia="zh-CN" w:bidi="ar-SA"/>
-              </w:rPr>
-            </w:pPr>
-            <w:r>
-              <w:rPr>
-                <w:rFonts w:eastAsia="" w:cs=""/>
-                <w:kern w:val="0"/>
-                <w:sz w:val="24"/>
-                <w:szCs w:val="24"/>
-                <w:lang w:val="en-US" w:eastAsia="zh-CN" w:bidi="ar-SA"/>
-              </w:rPr>
-              <w:t>Out of scope</w:t>
+            <w:shd w:val="clear" w:color="auto" w:fill="808080"/>
+          </w:tcPr>
+          <w:p>
+            <w:pPr>
+              <w:pStyle w:val="Compact"/>
+              <w:widowControl/>
+              <w:spacing w:before="36" w:after="36"/>
+              <w:jc w:val="start"/>
+              <w:rPr>
+                <w:rFonts w:ascii="Aptos" w:hAnsi="Aptos" w:eastAsia="" w:cs=""/>
+                <w:kern w:val="0"/>
+                <w:sz w:val="24"/>
+                <w:szCs w:val="24"/>
+                <w:lang w:val="en-US" w:eastAsia="zh-CN" w:bidi="ar-SA"/>
+              </w:rPr>
+            </w:pPr>
+            <w:r>
+              <w:rPr>
+                <w:b/>
+                <w:color w:val="FFFFFF"/>
+              </w:rPr>
+              <w:t>Evidence Required</w:t>
             </w:r>
           </w:p>
         </w:tc>
@@ -2484,6 +2490,7 @@
           <w:tcPr>
             <w:tcW w:w="2339" w:type="dxa"/>
             <w:tcBorders/>
+            <w:shd w:val="clear" w:color="auto" w:fill="F2F2F2"/>
           </w:tcPr>
           <w:p>
             <w:pPr>
@@ -2515,6 +2522,7 @@
           <w:tcPr>
             <w:tcW w:w="2340" w:type="dxa"/>
             <w:tcBorders/>
+            <w:shd w:val="clear" w:color="auto" w:fill="F2F2F2"/>
           </w:tcPr>
           <w:p>
             <w:pPr>
@@ -2546,30 +2554,28 @@
           <w:tcPr>
             <w:tcW w:w="2340" w:type="dxa"/>
             <w:tcBorders/>
-          </w:tcPr>
-          <w:p>
-            <w:pPr>
-              <w:pStyle w:val="Compact"/>
-              <w:widowControl/>
-              <w:spacing w:before="36" w:after="36"/>
-              <w:jc w:val="start"/>
-              <w:rPr>
-                <w:rFonts w:ascii="Aptos" w:hAnsi="Aptos" w:eastAsia="" w:cs=""/>
-                <w:kern w:val="0"/>
-                <w:sz w:val="24"/>
-                <w:szCs w:val="24"/>
-                <w:lang w:val="en-US" w:eastAsia="zh-CN" w:bidi="ar-SA"/>
-              </w:rPr>
-            </w:pPr>
-            <w:r>
-              <w:rPr>
-                <w:rFonts w:eastAsia="" w:cs=""/>
-                <w:kern w:val="0"/>
-                <w:sz w:val="24"/>
-                <w:szCs w:val="24"/>
-                <w:lang w:val="en-US" w:eastAsia="zh-CN" w:bidi="ar-SA"/>
-              </w:rPr>
-              <w:t>Out of scope</w:t>
+            <w:shd w:val="clear" w:color="auto" w:fill="808080"/>
+          </w:tcPr>
+          <w:p>
+            <w:pPr>
+              <w:pStyle w:val="Compact"/>
+              <w:widowControl/>
+              <w:spacing w:before="36" w:after="36"/>
+              <w:jc w:val="start"/>
+              <w:rPr>
+                <w:rFonts w:ascii="Aptos" w:hAnsi="Aptos" w:eastAsia="" w:cs=""/>
+                <w:kern w:val="0"/>
+                <w:sz w:val="24"/>
+                <w:szCs w:val="24"/>
+                <w:lang w:val="en-US" w:eastAsia="zh-CN" w:bidi="ar-SA"/>
+              </w:rPr>
+            </w:pPr>
+            <w:r>
+              <w:rPr>
+                <w:b/>
+                <w:color w:val="FFFFFF"/>
+              </w:rPr>
+              <w:t>Evidence Required</w:t>
             </w:r>
           </w:p>
         </w:tc>
@@ -2577,6 +2583,7 @@
           <w:tcPr>
             <w:tcW w:w="2341" w:type="dxa"/>
             <w:tcBorders/>
+            <w:shd w:val="clear" w:color="auto" w:fill="F2F2F2"/>
           </w:tcPr>
           <w:p>
             <w:pPr>
@@ -2710,6 +2717,14 @@
           <w:end w:w="108" w:type="dxa"/>
         </w:tblCellMar>
         <w:tblLook w:noHBand="0" w:lastColumn="0" w:firstColumn="0" w:lastRow="0" w:firstRow="1" w:noVBand="0" w:val="0020"/>
+        <w:tblBorders>
+          <w:top w:val="single" w:sz="4" w:space="0" w:color="BFBFBF"/>
+          <w:left w:val="single" w:sz="4" w:space="0" w:color="BFBFBF"/>
+          <w:bottom w:val="single" w:sz="4" w:space="0" w:color="BFBFBF"/>
+          <w:right w:val="single" w:sz="4" w:space="0" w:color="BFBFBF"/>
+          <w:insideH w:val="single" w:sz="4" w:space="0" w:color="BFBFBF"/>
+          <w:insideV w:val="single" w:sz="4" w:space="0" w:color="BFBFBF"/>
+        </w:tblBorders>
       </w:tblPr>
       <w:tblGrid>
         <w:gridCol w:w="3120"/>
@@ -2727,24 +2742,27 @@
               <w:bottom w:val="single" w:sz="6" w:space="0" w:color="000000"/>
             </w:tcBorders>
             <w:vAlign w:val="bottom"/>
-          </w:tcPr>
-          <w:p>
-            <w:pPr>
-              <w:pStyle w:val="Compact"/>
-              <w:widowControl/>
-              <w:spacing w:before="36" w:after="36"/>
-              <w:jc w:val="start"/>
-              <w:rPr>
-                <w:rFonts w:ascii="Aptos" w:hAnsi="Aptos" w:eastAsia="" w:cs=""/>
-                <w:kern w:val="0"/>
-                <w:sz w:val="24"/>
-                <w:szCs w:val="24"/>
-                <w:lang w:val="en-US" w:eastAsia="zh-CN" w:bidi="ar-SA"/>
-              </w:rPr>
-            </w:pPr>
-            <w:r>
-              <w:rPr>
-                <w:rFonts w:eastAsia="" w:cs=""/>
+            <w:shd w:val="clear" w:color="auto" w:fill="003366"/>
+          </w:tcPr>
+          <w:p>
+            <w:pPr>
+              <w:pStyle w:val="Compact"/>
+              <w:widowControl/>
+              <w:spacing w:before="36" w:after="36"/>
+              <w:jc w:val="start"/>
+              <w:rPr>
+                <w:rFonts w:ascii="Aptos" w:hAnsi="Aptos" w:eastAsia="" w:cs=""/>
+                <w:kern w:val="0"/>
+                <w:sz w:val="24"/>
+                <w:szCs w:val="24"/>
+                <w:lang w:val="en-US" w:eastAsia="zh-CN" w:bidi="ar-SA"/>
+              </w:rPr>
+            </w:pPr>
+            <w:r>
+              <w:rPr>
+                <w:rFonts w:eastAsia="" w:cs=""/>
+                <w:b/>
+                <w:color w:val="FFFFFF"/>
                 <w:kern w:val="0"/>
                 <w:sz w:val="24"/>
                 <w:szCs w:val="24"/>
@@ -2761,24 +2779,27 @@
               <w:bottom w:val="single" w:sz="6" w:space="0" w:color="000000"/>
             </w:tcBorders>
             <w:vAlign w:val="bottom"/>
-          </w:tcPr>
-          <w:p>
-            <w:pPr>
-              <w:pStyle w:val="Compact"/>
-              <w:widowControl/>
-              <w:spacing w:before="36" w:after="36"/>
-              <w:jc w:val="start"/>
-              <w:rPr>
-                <w:rFonts w:ascii="Aptos" w:hAnsi="Aptos" w:eastAsia="" w:cs=""/>
-                <w:kern w:val="0"/>
-                <w:sz w:val="24"/>
-                <w:szCs w:val="24"/>
-                <w:lang w:val="en-US" w:eastAsia="zh-CN" w:bidi="ar-SA"/>
-              </w:rPr>
-            </w:pPr>
-            <w:r>
-              <w:rPr>
-                <w:rFonts w:eastAsia="" w:cs=""/>
+            <w:shd w:val="clear" w:color="auto" w:fill="003366"/>
+          </w:tcPr>
+          <w:p>
+            <w:pPr>
+              <w:pStyle w:val="Compact"/>
+              <w:widowControl/>
+              <w:spacing w:before="36" w:after="36"/>
+              <w:jc w:val="start"/>
+              <w:rPr>
+                <w:rFonts w:ascii="Aptos" w:hAnsi="Aptos" w:eastAsia="" w:cs=""/>
+                <w:kern w:val="0"/>
+                <w:sz w:val="24"/>
+                <w:szCs w:val="24"/>
+                <w:lang w:val="en-US" w:eastAsia="zh-CN" w:bidi="ar-SA"/>
+              </w:rPr>
+            </w:pPr>
+            <w:r>
+              <w:rPr>
+                <w:rFonts w:eastAsia="" w:cs=""/>
+                <w:b/>
+                <w:color w:val="FFFFFF"/>
                 <w:kern w:val="0"/>
                 <w:sz w:val="24"/>
                 <w:szCs w:val="24"/>
@@ -2795,24 +2816,27 @@
               <w:bottom w:val="single" w:sz="6" w:space="0" w:color="000000"/>
             </w:tcBorders>
             <w:vAlign w:val="bottom"/>
-          </w:tcPr>
-          <w:p>
-            <w:pPr>
-              <w:pStyle w:val="Compact"/>
-              <w:widowControl/>
-              <w:spacing w:before="36" w:after="36"/>
-              <w:jc w:val="start"/>
-              <w:rPr>
-                <w:rFonts w:ascii="Aptos" w:hAnsi="Aptos" w:eastAsia="" w:cs=""/>
-                <w:kern w:val="0"/>
-                <w:sz w:val="24"/>
-                <w:szCs w:val="24"/>
-                <w:lang w:val="en-US" w:eastAsia="zh-CN" w:bidi="ar-SA"/>
-              </w:rPr>
-            </w:pPr>
-            <w:r>
-              <w:rPr>
-                <w:rFonts w:eastAsia="" w:cs=""/>
+            <w:shd w:val="clear" w:color="auto" w:fill="003366"/>
+          </w:tcPr>
+          <w:p>
+            <w:pPr>
+              <w:pStyle w:val="Compact"/>
+              <w:widowControl/>
+              <w:spacing w:before="36" w:after="36"/>
+              <w:jc w:val="start"/>
+              <w:rPr>
+                <w:rFonts w:ascii="Aptos" w:hAnsi="Aptos" w:eastAsia="" w:cs=""/>
+                <w:kern w:val="0"/>
+                <w:sz w:val="24"/>
+                <w:szCs w:val="24"/>
+                <w:lang w:val="en-US" w:eastAsia="zh-CN" w:bidi="ar-SA"/>
+              </w:rPr>
+            </w:pPr>
+            <w:r>
+              <w:rPr>
+                <w:rFonts w:eastAsia="" w:cs=""/>
+                <w:b/>
+                <w:color w:val="FFFFFF"/>
                 <w:kern w:val="0"/>
                 <w:sz w:val="24"/>
                 <w:szCs w:val="24"/>
@@ -2995,6 +3019,7 @@
           <w:tcPr>
             <w:tcW w:w="3120" w:type="dxa"/>
             <w:tcBorders/>
+            <w:shd w:val="clear" w:color="auto" w:fill="F2F2F2"/>
           </w:tcPr>
           <w:p>
             <w:pPr>
@@ -3026,6 +3051,7 @@
           <w:tcPr>
             <w:tcW w:w="3120" w:type="dxa"/>
             <w:tcBorders/>
+            <w:shd w:val="clear" w:color="auto" w:fill="F2F2F2"/>
           </w:tcPr>
           <w:p>
             <w:pPr>
@@ -3057,6 +3083,7 @@
           <w:tcPr>
             <w:tcW w:w="3120" w:type="dxa"/>
             <w:tcBorders/>
+            <w:shd w:val="clear" w:color="auto" w:fill="F2F2F2"/>
           </w:tcPr>
           <w:p>
             <w:pPr>
@@ -3187,6 +3214,7 @@
           <w:tcPr>
             <w:tcW w:w="3120" w:type="dxa"/>
             <w:tcBorders/>
+            <w:shd w:val="clear" w:color="auto" w:fill="F2F2F2"/>
           </w:tcPr>
           <w:p>
             <w:pPr>
@@ -3218,6 +3246,7 @@
           <w:tcPr>
             <w:tcW w:w="3120" w:type="dxa"/>
             <w:tcBorders/>
+            <w:shd w:val="clear" w:color="auto" w:fill="F2F2F2"/>
           </w:tcPr>
           <w:p>
             <w:pPr>
@@ -3249,6 +3278,7 @@
           <w:tcPr>
             <w:tcW w:w="3120" w:type="dxa"/>
             <w:tcBorders/>
+            <w:shd w:val="clear" w:color="auto" w:fill="F2F2F2"/>
           </w:tcPr>
           <w:p>
             <w:pPr>
@@ -3379,6 +3409,7 @@
           <w:tcPr>
             <w:tcW w:w="3120" w:type="dxa"/>
             <w:tcBorders/>
+            <w:shd w:val="clear" w:color="auto" w:fill="F2F2F2"/>
           </w:tcPr>
           <w:p>
             <w:pPr>
@@ -3410,6 +3441,7 @@
           <w:tcPr>
             <w:tcW w:w="3120" w:type="dxa"/>
             <w:tcBorders/>
+            <w:shd w:val="clear" w:color="auto" w:fill="F2F2F2"/>
           </w:tcPr>
           <w:p>
             <w:pPr>
@@ -3441,6 +3473,7 @@
           <w:tcPr>
             <w:tcW w:w="3120" w:type="dxa"/>
             <w:tcBorders/>
+            <w:shd w:val="clear" w:color="auto" w:fill="F2F2F2"/>
           </w:tcPr>
           <w:p>
             <w:pPr>
@@ -3571,6 +3604,7 @@
           <w:tcPr>
             <w:tcW w:w="3120" w:type="dxa"/>
             <w:tcBorders/>
+            <w:shd w:val="clear" w:color="auto" w:fill="F2F2F2"/>
           </w:tcPr>
           <w:p>
             <w:pPr>
@@ -3602,6 +3636,7 @@
           <w:tcPr>
             <w:tcW w:w="3120" w:type="dxa"/>
             <w:tcBorders/>
+            <w:shd w:val="clear" w:color="auto" w:fill="F2F2F2"/>
           </w:tcPr>
           <w:p>
             <w:pPr>
@@ -3633,6 +3668,7 @@
           <w:tcPr>
             <w:tcW w:w="3120" w:type="dxa"/>
             <w:tcBorders/>
+            <w:shd w:val="clear" w:color="auto" w:fill="F2F2F2"/>
           </w:tcPr>
           <w:p>
             <w:pPr>
@@ -3763,6 +3799,7 @@
           <w:tcPr>
             <w:tcW w:w="3120" w:type="dxa"/>
             <w:tcBorders/>
+            <w:shd w:val="clear" w:color="auto" w:fill="F2F2F2"/>
           </w:tcPr>
           <w:p>
             <w:pPr>
@@ -3794,6 +3831,7 @@
           <w:tcPr>
             <w:tcW w:w="3120" w:type="dxa"/>
             <w:tcBorders/>
+            <w:shd w:val="clear" w:color="auto" w:fill="F2F2F2"/>
           </w:tcPr>
           <w:p>
             <w:pPr>
@@ -3825,6 +3863,7 @@
           <w:tcPr>
             <w:tcW w:w="3120" w:type="dxa"/>
             <w:tcBorders/>
+            <w:shd w:val="clear" w:color="auto" w:fill="F2F2F2"/>
           </w:tcPr>
           <w:p>
             <w:pPr>
@@ -3955,6 +3994,7 @@
           <w:tcPr>
             <w:tcW w:w="3120" w:type="dxa"/>
             <w:tcBorders/>
+            <w:shd w:val="clear" w:color="auto" w:fill="F2F2F2"/>
           </w:tcPr>
           <w:p>
             <w:pPr>
@@ -3986,6 +4026,7 @@
           <w:tcPr>
             <w:tcW w:w="3120" w:type="dxa"/>
             <w:tcBorders/>
+            <w:shd w:val="clear" w:color="auto" w:fill="F2F2F2"/>
           </w:tcPr>
           <w:p>
             <w:pPr>
@@ -4017,6 +4058,7 @@
           <w:tcPr>
             <w:tcW w:w="3120" w:type="dxa"/>
             <w:tcBorders/>
+            <w:shd w:val="clear" w:color="auto" w:fill="F2F2F2"/>
           </w:tcPr>
           <w:p>
             <w:pPr>
@@ -4147,6 +4189,7 @@
           <w:tcPr>
             <w:tcW w:w="3120" w:type="dxa"/>
             <w:tcBorders/>
+            <w:shd w:val="clear" w:color="auto" w:fill="F2F2F2"/>
           </w:tcPr>
           <w:p>
             <w:pPr>
@@ -4178,6 +4221,7 @@
           <w:tcPr>
             <w:tcW w:w="3120" w:type="dxa"/>
             <w:tcBorders/>
+            <w:shd w:val="clear" w:color="auto" w:fill="F2F2F2"/>
           </w:tcPr>
           <w:p>
             <w:pPr>
@@ -4209,6 +4253,7 @@
           <w:tcPr>
             <w:tcW w:w="3120" w:type="dxa"/>
             <w:tcBorders/>
+            <w:shd w:val="clear" w:color="auto" w:fill="F2F2F2"/>
           </w:tcPr>
           <w:p>
             <w:pPr>
@@ -4339,6 +4384,7 @@
           <w:tcPr>
             <w:tcW w:w="3120" w:type="dxa"/>
             <w:tcBorders/>
+            <w:shd w:val="clear" w:color="auto" w:fill="F2F2F2"/>
           </w:tcPr>
           <w:p>
             <w:pPr>
@@ -4370,6 +4416,7 @@
           <w:tcPr>
             <w:tcW w:w="3120" w:type="dxa"/>
             <w:tcBorders/>
+            <w:shd w:val="clear" w:color="auto" w:fill="F2F2F2"/>
           </w:tcPr>
           <w:p>
             <w:pPr>
@@ -4401,6 +4448,7 @@
           <w:tcPr>
             <w:tcW w:w="3120" w:type="dxa"/>
             <w:tcBorders/>
+            <w:shd w:val="clear" w:color="auto" w:fill="F2F2F2"/>
           </w:tcPr>
           <w:p>
             <w:pPr>
@@ -4531,6 +4579,7 @@
           <w:tcPr>
             <w:tcW w:w="3120" w:type="dxa"/>
             <w:tcBorders/>
+            <w:shd w:val="clear" w:color="auto" w:fill="F2F2F2"/>
           </w:tcPr>
           <w:p>
             <w:pPr>
@@ -4562,6 +4611,7 @@
           <w:tcPr>
             <w:tcW w:w="3120" w:type="dxa"/>
             <w:tcBorders/>
+            <w:shd w:val="clear" w:color="auto" w:fill="F2F2F2"/>
           </w:tcPr>
           <w:p>
             <w:pPr>
@@ -4593,6 +4643,7 @@
           <w:tcPr>
             <w:tcW w:w="3120" w:type="dxa"/>
             <w:tcBorders/>
+            <w:shd w:val="clear" w:color="auto" w:fill="F2F2F2"/>
           </w:tcPr>
           <w:p>
             <w:pPr>
@@ -4826,6 +4877,14 @@
           <w:end w:w="108" w:type="dxa"/>
         </w:tblCellMar>
         <w:tblLook w:noHBand="0" w:lastColumn="0" w:firstColumn="0" w:lastRow="0" w:firstRow="1" w:noVBand="0" w:val="0020"/>
+        <w:tblBorders>
+          <w:top w:val="single" w:sz="4" w:space="0" w:color="BFBFBF"/>
+          <w:left w:val="single" w:sz="4" w:space="0" w:color="BFBFBF"/>
+          <w:bottom w:val="single" w:sz="4" w:space="0" w:color="BFBFBF"/>
+          <w:right w:val="single" w:sz="4" w:space="0" w:color="BFBFBF"/>
+          <w:insideH w:val="single" w:sz="4" w:space="0" w:color="BFBFBF"/>
+          <w:insideV w:val="single" w:sz="4" w:space="0" w:color="BFBFBF"/>
+        </w:tblBorders>
       </w:tblPr>
       <w:tblGrid>
         <w:gridCol w:w="3120"/>
@@ -4843,24 +4902,27 @@
               <w:bottom w:val="single" w:sz="6" w:space="0" w:color="000000"/>
             </w:tcBorders>
             <w:vAlign w:val="bottom"/>
-          </w:tcPr>
-          <w:p>
-            <w:pPr>
-              <w:pStyle w:val="Compact"/>
-              <w:widowControl/>
-              <w:spacing w:before="36" w:after="36"/>
-              <w:jc w:val="start"/>
-              <w:rPr>
-                <w:rFonts w:ascii="Aptos" w:hAnsi="Aptos" w:eastAsia="" w:cs=""/>
-                <w:kern w:val="0"/>
-                <w:sz w:val="24"/>
-                <w:szCs w:val="24"/>
-                <w:lang w:val="en-US" w:eastAsia="zh-CN" w:bidi="ar-SA"/>
-              </w:rPr>
-            </w:pPr>
-            <w:r>
-              <w:rPr>
-                <w:rFonts w:eastAsia="" w:cs=""/>
+            <w:shd w:val="clear" w:color="auto" w:fill="003366"/>
+          </w:tcPr>
+          <w:p>
+            <w:pPr>
+              <w:pStyle w:val="Compact"/>
+              <w:widowControl/>
+              <w:spacing w:before="36" w:after="36"/>
+              <w:jc w:val="start"/>
+              <w:rPr>
+                <w:rFonts w:ascii="Aptos" w:hAnsi="Aptos" w:eastAsia="" w:cs=""/>
+                <w:kern w:val="0"/>
+                <w:sz w:val="24"/>
+                <w:szCs w:val="24"/>
+                <w:lang w:val="en-US" w:eastAsia="zh-CN" w:bidi="ar-SA"/>
+              </w:rPr>
+            </w:pPr>
+            <w:r>
+              <w:rPr>
+                <w:rFonts w:eastAsia="" w:cs=""/>
+                <w:b/>
+                <w:color w:val="FFFFFF"/>
                 <w:kern w:val="0"/>
                 <w:sz w:val="24"/>
                 <w:szCs w:val="24"/>
@@ -4877,24 +4939,27 @@
               <w:bottom w:val="single" w:sz="6" w:space="0" w:color="000000"/>
             </w:tcBorders>
             <w:vAlign w:val="bottom"/>
-          </w:tcPr>
-          <w:p>
-            <w:pPr>
-              <w:pStyle w:val="Compact"/>
-              <w:widowControl/>
-              <w:spacing w:before="36" w:after="36"/>
-              <w:jc w:val="start"/>
-              <w:rPr>
-                <w:rFonts w:ascii="Aptos" w:hAnsi="Aptos" w:eastAsia="" w:cs=""/>
-                <w:kern w:val="0"/>
-                <w:sz w:val="24"/>
-                <w:szCs w:val="24"/>
-                <w:lang w:val="en-US" w:eastAsia="zh-CN" w:bidi="ar-SA"/>
-              </w:rPr>
-            </w:pPr>
-            <w:r>
-              <w:rPr>
-                <w:rFonts w:eastAsia="" w:cs=""/>
+            <w:shd w:val="clear" w:color="auto" w:fill="003366"/>
+          </w:tcPr>
+          <w:p>
+            <w:pPr>
+              <w:pStyle w:val="Compact"/>
+              <w:widowControl/>
+              <w:spacing w:before="36" w:after="36"/>
+              <w:jc w:val="start"/>
+              <w:rPr>
+                <w:rFonts w:ascii="Aptos" w:hAnsi="Aptos" w:eastAsia="" w:cs=""/>
+                <w:kern w:val="0"/>
+                <w:sz w:val="24"/>
+                <w:szCs w:val="24"/>
+                <w:lang w:val="en-US" w:eastAsia="zh-CN" w:bidi="ar-SA"/>
+              </w:rPr>
+            </w:pPr>
+            <w:r>
+              <w:rPr>
+                <w:rFonts w:eastAsia="" w:cs=""/>
+                <w:b/>
+                <w:color w:val="FFFFFF"/>
                 <w:kern w:val="0"/>
                 <w:sz w:val="24"/>
                 <w:szCs w:val="24"/>
@@ -4911,24 +4976,27 @@
               <w:bottom w:val="single" w:sz="6" w:space="0" w:color="000000"/>
             </w:tcBorders>
             <w:vAlign w:val="bottom"/>
-          </w:tcPr>
-          <w:p>
-            <w:pPr>
-              <w:pStyle w:val="Compact"/>
-              <w:widowControl/>
-              <w:spacing w:before="36" w:after="36"/>
-              <w:jc w:val="start"/>
-              <w:rPr>
-                <w:rFonts w:ascii="Aptos" w:hAnsi="Aptos" w:eastAsia="" w:cs=""/>
-                <w:kern w:val="0"/>
-                <w:sz w:val="24"/>
-                <w:szCs w:val="24"/>
-                <w:lang w:val="en-US" w:eastAsia="zh-CN" w:bidi="ar-SA"/>
-              </w:rPr>
-            </w:pPr>
-            <w:r>
-              <w:rPr>
-                <w:rFonts w:eastAsia="" w:cs=""/>
+            <w:shd w:val="clear" w:color="auto" w:fill="003366"/>
+          </w:tcPr>
+          <w:p>
+            <w:pPr>
+              <w:pStyle w:val="Compact"/>
+              <w:widowControl/>
+              <w:spacing w:before="36" w:after="36"/>
+              <w:jc w:val="start"/>
+              <w:rPr>
+                <w:rFonts w:ascii="Aptos" w:hAnsi="Aptos" w:eastAsia="" w:cs=""/>
+                <w:kern w:val="0"/>
+                <w:sz w:val="24"/>
+                <w:szCs w:val="24"/>
+                <w:lang w:val="en-US" w:eastAsia="zh-CN" w:bidi="ar-SA"/>
+              </w:rPr>
+            </w:pPr>
+            <w:r>
+              <w:rPr>
+                <w:rFonts w:eastAsia="" w:cs=""/>
+                <w:b/>
+                <w:color w:val="FFFFFF"/>
                 <w:kern w:val="0"/>
                 <w:sz w:val="24"/>
                 <w:szCs w:val="24"/>
@@ -5041,6 +5109,7 @@
           <w:tcPr>
             <w:tcW w:w="3120" w:type="dxa"/>
             <w:tcBorders/>
+            <w:shd w:val="clear" w:color="auto" w:fill="F2F2F2"/>
           </w:tcPr>
           <w:p>
             <w:pPr>
@@ -5072,6 +5141,7 @@
           <w:tcPr>
             <w:tcW w:w="3120" w:type="dxa"/>
             <w:tcBorders/>
+            <w:shd w:val="clear" w:color="auto" w:fill="F2F2F2"/>
           </w:tcPr>
           <w:p>
             <w:pPr>
@@ -5103,6 +5173,7 @@
           <w:tcPr>
             <w:tcW w:w="3120" w:type="dxa"/>
             <w:tcBorders/>
+            <w:shd w:val="clear" w:color="auto" w:fill="F2F2F2"/>
           </w:tcPr>
           <w:p>
             <w:pPr>
@@ -5233,6 +5304,7 @@
           <w:tcPr>
             <w:tcW w:w="3120" w:type="dxa"/>
             <w:tcBorders/>
+            <w:shd w:val="clear" w:color="auto" w:fill="F2F2F2"/>
           </w:tcPr>
           <w:p>
             <w:pPr>
@@ -5264,6 +5336,7 @@
           <w:tcPr>
             <w:tcW w:w="3120" w:type="dxa"/>
             <w:tcBorders/>
+            <w:shd w:val="clear" w:color="auto" w:fill="F2F2F2"/>
           </w:tcPr>
           <w:p>
             <w:pPr>
@@ -5295,6 +5368,7 @@
           <w:tcPr>
             <w:tcW w:w="3120" w:type="dxa"/>
             <w:tcBorders/>
+            <w:shd w:val="clear" w:color="auto" w:fill="F2F2F2"/>
           </w:tcPr>
           <w:p>
             <w:pPr>
@@ -5425,6 +5499,7 @@
           <w:tcPr>
             <w:tcW w:w="3120" w:type="dxa"/>
             <w:tcBorders/>
+            <w:shd w:val="clear" w:color="auto" w:fill="F2F2F2"/>
           </w:tcPr>
           <w:p>
             <w:pPr>
@@ -5456,6 +5531,7 @@
           <w:tcPr>
             <w:tcW w:w="3120" w:type="dxa"/>
             <w:tcBorders/>
+            <w:shd w:val="clear" w:color="auto" w:fill="F2F2F2"/>
           </w:tcPr>
           <w:p>
             <w:pPr>
@@ -5487,6 +5563,7 @@
           <w:tcPr>
             <w:tcW w:w="3120" w:type="dxa"/>
             <w:tcBorders/>
+            <w:shd w:val="clear" w:color="auto" w:fill="F2F2F2"/>
           </w:tcPr>
           <w:p>
             <w:pPr>
@@ -5617,6 +5694,7 @@
           <w:tcPr>
             <w:tcW w:w="3120" w:type="dxa"/>
             <w:tcBorders/>
+            <w:shd w:val="clear" w:color="auto" w:fill="F2F2F2"/>
           </w:tcPr>
           <w:p>
             <w:pPr>
@@ -5648,6 +5726,7 @@
           <w:tcPr>
             <w:tcW w:w="3120" w:type="dxa"/>
             <w:tcBorders/>
+            <w:shd w:val="clear" w:color="auto" w:fill="F2F2F2"/>
           </w:tcPr>
           <w:p>
             <w:pPr>
@@ -5679,6 +5758,7 @@
           <w:tcPr>
             <w:tcW w:w="3120" w:type="dxa"/>
             <w:tcBorders/>
+            <w:shd w:val="clear" w:color="auto" w:fill="F2F2F2"/>
           </w:tcPr>
           <w:p>
             <w:pPr>
@@ -5809,6 +5889,7 @@
           <w:tcPr>
             <w:tcW w:w="3120" w:type="dxa"/>
             <w:tcBorders/>
+            <w:shd w:val="clear" w:color="auto" w:fill="F2F2F2"/>
           </w:tcPr>
           <w:p>
             <w:pPr>
@@ -5840,6 +5921,7 @@
           <w:tcPr>
             <w:tcW w:w="3120" w:type="dxa"/>
             <w:tcBorders/>
+            <w:shd w:val="clear" w:color="auto" w:fill="F2F2F2"/>
           </w:tcPr>
           <w:p>
             <w:pPr>
@@ -5871,6 +5953,7 @@
           <w:tcPr>
             <w:tcW w:w="3120" w:type="dxa"/>
             <w:tcBorders/>
+            <w:shd w:val="clear" w:color="auto" w:fill="F2F2F2"/>
           </w:tcPr>
           <w:p>
             <w:pPr>

--- a/TSA-Pipeline/CSW-TSA-Pipeline-Compliance-Report.docx
+++ b/TSA-Pipeline/CSW-TSA-Pipeline-Compliance-Report.docx
@@ -189,11 +189,11 @@
           <w:i/>
           <w:iCs/>
         </w:rPr>
-        <w:t>TSA Pipeline Technical Runbook</w:t>
-      </w:r>
-      <w:r>
-        <w:rPr/>
-        <w:t xml:space="preserve"> walks through deployment, scoping, IT/OT segmentation design, access control, continuous monitoring, vulnerability management on the IT side, the Cybersecurity Incident Response Plan evidence pack, and the Cybersecurity Assessment Plan inputs. Read this report for the audit-narrative view; read the runbook for the deployment view.</w:t>
+        <w:t>TSA Pipeline Reference Design</w:t>
+      </w:r>
+      <w:r>
+        <w:rPr/>
+        <w:t xml:space="preserve"> walks through deployment, scoping, IT/OT segmentation design, access control, continuous monitoring, vulnerability management on the IT side, the Cybersecurity Incident Response Plan evidence pack, and the Cybersecurity Assessment Plan inputs. Read this report for the audit-narrative view; read the reference design for the deployment view.</w:t>
       </w:r>
     </w:p>
     <w:p>
@@ -6325,7 +6325,7 @@
       </w:pPr>
       <w:r>
         <w:rPr/>
-        <w:t xml:space="preserve">This report and its companion runbook describe how Cisco Secure Workload capabilities can support a TSA Pipeline Security Directive cybersecurity programme on the </w:t>
+        <w:t xml:space="preserve">This report and its companion reference design describe how Cisco Secure Workload capabilities can support a TSA Pipeline Security Directive cybersecurity programme on the </w:t>
       </w:r>
       <w:r>
         <w:rPr>
